--- a/Docs/User_Manuals/FormRequest_Documentation/3_User_Manual_Approver.docx
+++ b/Docs/User_Manuals/FormRequest_Documentation/3_User_Manual_Approver.docx
@@ -9,7 +9,7 @@
           <w:color w:val="1F2937"/>
           <w:sz w:val="40"/>
         </w:rPr>
-        <w:t>User Manual — Approver (Superior and President)</w:t>
+        <w:t>User Manual: Approver (Immediate Superior)</w:t>
       </w:r>
     </w:p>
     <w:p>
@@ -41,7 +41,7 @@
         <w:t xml:space="preserve">1. </w:t>
       </w:r>
       <w:r>
-        <w:t>Log in and go to the Approval Dashboard.</w:t>
+        <w:t>Log in and go to the Approval Dashboard. Users with approval duties also see a For Your Approval card on the main dashboard showing the pending approval count; tapping it opens the Approvals page.</w:t>
       </w:r>
     </w:p>
     <w:tbl>
@@ -178,7 +178,7 @@
         <w:t xml:space="preserve">3. </w:t>
       </w:r>
       <w:r>
-        <w:t>Read the details - destination, purpose, and (if a vehicle is involved) the schedule.</w:t>
+        <w:t>Read the details: destination, purpose, and (if a vehicle is involved) the schedule.</w:t>
       </w:r>
     </w:p>
     <w:tbl>
@@ -392,7 +392,7 @@
           <w:color w:val="555F6B"/>
           <w:sz w:val="20"/>
         </w:rPr>
-        <w:t>Note: Once you approve, the request moves to the next step (HRAD / President / PAS) until the full route is complete.</w:t>
+        <w:t>Note: Once you approve, the request moves to the next applicable digital step: HRAD Assignment for company vehicle requests, then PAS Noting as the final digital step. There is no digital President approval step; the President signs the printed company vehicle form by hand as the final approval. The Immediate Superior step is skipped when the requester is an immediate superior.</w:t>
       </w:r>
     </w:p>
     <w:sectPr>
